--- a/01Taipei Performing Arts Center/Taipei Performing Arts Center 台北表演藝術中心.docx
+++ b/01Taipei Performing Arts Center/Taipei Performing Arts Center 台北表演藝術中心.docx
@@ -12,13 +12,7 @@
         <w:rPr>
           <w:rFonts w:ascii="Times New Roman" w:eastAsia="Adobe 明體 Std L" w:hAnsi="Times New Roman" w:cs="Times New Roman"/>
         </w:rPr>
-        <w:t>Taipei Performing Arts Center</w:t>
-      </w:r>
-      <w:r>
-        <w:rPr>
-          <w:rFonts w:ascii="Times New Roman" w:eastAsia="Adobe 明體 Std L" w:hAnsi="Times New Roman" w:cs="Times New Roman"/>
-        </w:rPr>
-        <w:t xml:space="preserve"> </w:t>
+        <w:t xml:space="preserve">Taipei Performing Arts Center </w:t>
       </w:r>
       <w:r>
         <w:rPr>
@@ -35,7 +29,7 @@
           <w:numId w:val="2"/>
         </w:numPr>
         <w:rPr>
-          <w:rFonts w:ascii="Times New Roman" w:eastAsia="Adobe 明體 Std L" w:hAnsi="Times New Roman" w:cs="Times New Roman" w:hint="eastAsia"/>
+          <w:rFonts w:ascii="Times New Roman" w:eastAsia="Adobe 明體 Std L" w:hAnsi="Times New Roman" w:cs="Times New Roman"/>
         </w:rPr>
       </w:pPr>
       <w:r>
@@ -48,7 +42,19 @@
         <w:rPr>
           <w:rFonts w:ascii="Times New Roman" w:eastAsia="Adobe 明體 Std L" w:hAnsi="Times New Roman" w:cs="Times New Roman" w:hint="eastAsia"/>
         </w:rPr>
-        <w:t xml:space="preserve">ara from </w:t>
+        <w:t>a</w:t>
+      </w:r>
+      <w:r>
+        <w:rPr>
+          <w:rFonts w:ascii="Times New Roman" w:eastAsia="Adobe 明體 Std L" w:hAnsi="Times New Roman" w:cs="Times New Roman" w:hint="eastAsia"/>
+        </w:rPr>
+        <w:t>t</w:t>
+      </w:r>
+      <w:r>
+        <w:rPr>
+          <w:rFonts w:ascii="Times New Roman" w:eastAsia="Adobe 明體 Std L" w:hAnsi="Times New Roman" w:cs="Times New Roman" w:hint="eastAsia"/>
+        </w:rPr>
+        <w:t xml:space="preserve">a from </w:t>
       </w:r>
       <w:proofErr w:type="spellStart"/>
       <w:r>
@@ -277,7 +283,7 @@
           <w:numId w:val="2"/>
         </w:numPr>
         <w:rPr>
-          <w:rFonts w:ascii="Times New Roman" w:eastAsia="Adobe 明體 Std L" w:hAnsi="Times New Roman" w:cs="Times New Roman" w:hint="eastAsia"/>
+          <w:rFonts w:ascii="Times New Roman" w:eastAsia="Adobe 明體 Std L" w:hAnsi="Times New Roman" w:cs="Times New Roman"/>
         </w:rPr>
       </w:pPr>
       <w:r>
@@ -290,7 +296,19 @@
         <w:rPr>
           <w:rFonts w:ascii="Times New Roman" w:eastAsia="Adobe 明體 Std L" w:hAnsi="Times New Roman" w:cs="Times New Roman" w:hint="eastAsia"/>
         </w:rPr>
-        <w:t xml:space="preserve">ara from </w:t>
+        <w:t>a</w:t>
+      </w:r>
+      <w:r>
+        <w:rPr>
+          <w:rFonts w:ascii="Times New Roman" w:eastAsia="Adobe 明體 Std L" w:hAnsi="Times New Roman" w:cs="Times New Roman" w:hint="eastAsia"/>
+        </w:rPr>
+        <w:t>t</w:t>
+      </w:r>
+      <w:r>
+        <w:rPr>
+          <w:rFonts w:ascii="Times New Roman" w:eastAsia="Adobe 明體 Std L" w:hAnsi="Times New Roman" w:cs="Times New Roman" w:hint="eastAsia"/>
+        </w:rPr>
+        <w:t xml:space="preserve">a from </w:t>
       </w:r>
       <w:r>
         <w:rPr>
@@ -308,6 +326,7 @@
       <w:r>
         <w:rPr>
           <w:rFonts w:ascii="Times New Roman" w:eastAsia="Adobe 明體 Std L" w:hAnsi="Times New Roman" w:cs="Times New Roman"/>
+          <w:noProof/>
         </w:rPr>
         <w:drawing>
           <wp:inline distT="0" distB="0" distL="0" distR="0" wp14:anchorId="40A97A16" wp14:editId="03949C14">
@@ -367,7 +386,7 @@
           <w:numId w:val="1"/>
         </w:numPr>
         <w:rPr>
-          <w:rFonts w:ascii="Times New Roman" w:eastAsia="Adobe 明體 Std L" w:hAnsi="Times New Roman" w:cs="Times New Roman" w:hint="eastAsia"/>
+          <w:rFonts w:ascii="Times New Roman" w:eastAsia="Adobe 明體 Std L" w:hAnsi="Times New Roman" w:cs="Times New Roman"/>
         </w:rPr>
       </w:pPr>
       <w:r>
@@ -380,19 +399,25 @@
         <w:rPr>
           <w:rFonts w:ascii="Times New Roman" w:eastAsia="Adobe 明體 Std L" w:hAnsi="Times New Roman" w:cs="Times New Roman" w:hint="eastAsia"/>
         </w:rPr>
-        <w:t xml:space="preserve">ara from </w:t>
-      </w:r>
-      <w:r>
-        <w:rPr>
-          <w:rFonts w:ascii="Times New Roman" w:eastAsia="Adobe 明體 Std L" w:hAnsi="Times New Roman" w:cs="Times New Roman" w:hint="eastAsia"/>
-        </w:rPr>
-        <w:t>world-architects.com</w:t>
-      </w:r>
-    </w:p>
-    <w:p>
-      <w:pPr>
-        <w:rPr>
-          <w:rFonts w:ascii="Times New Roman" w:eastAsia="Adobe 明體 Std L" w:hAnsi="Times New Roman" w:cs="Times New Roman" w:hint="eastAsia"/>
+        <w:t>a</w:t>
+      </w:r>
+      <w:r>
+        <w:rPr>
+          <w:rFonts w:ascii="Times New Roman" w:eastAsia="Adobe 明體 Std L" w:hAnsi="Times New Roman" w:cs="Times New Roman" w:hint="eastAsia"/>
+        </w:rPr>
+        <w:t>t</w:t>
+      </w:r>
+      <w:r>
+        <w:rPr>
+          <w:rFonts w:ascii="Times New Roman" w:eastAsia="Adobe 明體 Std L" w:hAnsi="Times New Roman" w:cs="Times New Roman" w:hint="eastAsia"/>
+        </w:rPr>
+        <w:t>a from world-architects.com</w:t>
+      </w:r>
+    </w:p>
+    <w:p>
+      <w:pPr>
+        <w:rPr>
+          <w:rFonts w:ascii="Times New Roman" w:eastAsia="Adobe 明體 Std L" w:hAnsi="Times New Roman" w:cs="Times New Roman"/>
         </w:rPr>
       </w:pPr>
       <w:r>
@@ -405,7 +430,7 @@
     <w:p>
       <w:pPr>
         <w:rPr>
-          <w:rFonts w:ascii="Times New Roman" w:eastAsia="Adobe 明體 Std L" w:hAnsi="Times New Roman" w:cs="Times New Roman" w:hint="eastAsia"/>
+          <w:rFonts w:ascii="Times New Roman" w:eastAsia="Adobe 明體 Std L" w:hAnsi="Times New Roman" w:cs="Times New Roman"/>
         </w:rPr>
       </w:pPr>
       <w:r>
@@ -426,83 +451,47 @@
         <w:rPr>
           <w:rFonts w:ascii="Times New Roman" w:eastAsia="Adobe 明體 Std L" w:hAnsi="Times New Roman" w:cs="Times New Roman"/>
         </w:rPr>
-        <w:t xml:space="preserve"> that, according to a mysterious consensus, consist of more or less an identical combination: a 2,000-seat auditorium, a 1,500-seat theatre, and a black box. Overtly iconic external forms disguise conservative internal workings based on 19th century practice (and symbolism: balconies as evidence of social stratification). Although the essential elements of theatre– stage, proscenium, and auditorium– are more than 3,000 years old, there is no excuse for contemporary stagnation. </w:t>
+        <w:t xml:space="preserve"> that, according to a mysterious consensus, consist of more or less an identical combination: a 2,000-seat auditorium, a 1,500-seat theatre, and a black box. Overtly iconic external forms disguise conservative internal workings based on 19th century practice (and symbolism: balconies as evidence of social stratification). Although the essential elements of theatre– stage, proscenium, and auditorium– are more than 3,000 years old, there is no excuse for contemporary stagnation. TPAC takes the opposite approach: experimentation in the internal workings of the theatre, producing (without being conceived as such) the external presence of an icon.</w:t>
+      </w:r>
+    </w:p>
+    <w:p>
+      <w:pPr>
+        <w:rPr>
+          <w:rFonts w:ascii="Times New Roman" w:eastAsia="Adobe 明體 Std L" w:hAnsi="Times New Roman" w:cs="Times New Roman"/>
+        </w:rPr>
+      </w:pPr>
+      <w:r>
+        <w:rPr>
+          <w:rFonts w:ascii="Times New Roman" w:eastAsia="Adobe 明體 Std L" w:hAnsi="Times New Roman" w:cs="Times New Roman"/>
+        </w:rPr>
+        <w:t>TPAC consists of three theatres, each of which can function autonomously. The theatres plug into a central cube, which consolidates the stages, backstages and support spaces into a single and efficient whole. This arrangement allows the stages to be modified or merged for unsuspected scenarios and uses. The design offers the advantages of specificity with the freedoms of the undefined.</w:t>
+      </w:r>
+    </w:p>
+    <w:p>
+      <w:pPr>
+        <w:rPr>
+          <w:rFonts w:ascii="Times New Roman" w:eastAsia="Adobe 明體 Std L" w:hAnsi="Times New Roman" w:cs="Times New Roman"/>
+        </w:rPr>
+      </w:pPr>
+      <w:r>
+        <w:rPr>
+          <w:rFonts w:ascii="Times New Roman" w:eastAsia="Adobe 明體 Std L" w:hAnsi="Times New Roman" w:cs="Times New Roman"/>
+        </w:rPr>
+        <w:t xml:space="preserve">Performance </w:t>
       </w:r>
       <w:proofErr w:type="spellStart"/>
       <w:r>
         <w:rPr>
           <w:rFonts w:ascii="Times New Roman" w:eastAsia="Adobe 明體 Std L" w:hAnsi="Times New Roman" w:cs="Times New Roman"/>
         </w:rPr>
-        <w:t>TPAC</w:t>
+        <w:t>centres</w:t>
       </w:r>
       <w:proofErr w:type="spellEnd"/>
       <w:r>
         <w:rPr>
           <w:rFonts w:ascii="Times New Roman" w:eastAsia="Adobe 明體 Std L" w:hAnsi="Times New Roman" w:cs="Times New Roman"/>
         </w:rPr>
-        <w:t xml:space="preserve"> takes the opposite approach: experimentation in the internal workings of the theatre, producing (without being conceived as such) the external presence of an icon.</w:t>
-      </w:r>
-    </w:p>
-    <w:p>
-      <w:pPr>
-        <w:rPr>
-          <w:rFonts w:ascii="Times New Roman" w:eastAsia="Adobe 明體 Std L" w:hAnsi="Times New Roman" w:cs="Times New Roman" w:hint="eastAsia"/>
-        </w:rPr>
-      </w:pPr>
-      <w:proofErr w:type="spellStart"/>
-      <w:r>
-        <w:rPr>
-          <w:rFonts w:ascii="Times New Roman" w:eastAsia="Adobe 明體 Std L" w:hAnsi="Times New Roman" w:cs="Times New Roman"/>
-        </w:rPr>
-        <w:t>TPAC</w:t>
-      </w:r>
-      <w:proofErr w:type="spellEnd"/>
-      <w:r>
-        <w:rPr>
-          <w:rFonts w:ascii="Times New Roman" w:eastAsia="Adobe 明體 Std L" w:hAnsi="Times New Roman" w:cs="Times New Roman"/>
-        </w:rPr>
-        <w:t xml:space="preserve"> consists of three theatres, each of which can function autonomously. The theatres plug into a central cube, which consolidates the stages, backstages and support spaces into a single and efficient whole. This arrangement allows the stages to be modified or merged for unsuspected scenarios and uses. The design offers the advantages of specificity with the freedoms of the undefined.</w:t>
-      </w:r>
-    </w:p>
-    <w:p>
-      <w:pPr>
-        <w:rPr>
-          <w:rFonts w:ascii="Times New Roman" w:eastAsia="Adobe 明體 Std L" w:hAnsi="Times New Roman" w:cs="Times New Roman" w:hint="eastAsia"/>
-        </w:rPr>
-      </w:pPr>
-      <w:r>
-        <w:rPr>
-          <w:rFonts w:ascii="Times New Roman" w:eastAsia="Adobe 明體 Std L" w:hAnsi="Times New Roman" w:cs="Times New Roman"/>
-        </w:rPr>
-        <w:t xml:space="preserve">Performance </w:t>
-      </w:r>
-      <w:proofErr w:type="spellStart"/>
-      <w:r>
-        <w:rPr>
-          <w:rFonts w:ascii="Times New Roman" w:eastAsia="Adobe 明體 Std L" w:hAnsi="Times New Roman" w:cs="Times New Roman"/>
-        </w:rPr>
-        <w:t>centres</w:t>
-      </w:r>
-      <w:proofErr w:type="spellEnd"/>
-      <w:r>
-        <w:rPr>
-          <w:rFonts w:ascii="Times New Roman" w:eastAsia="Adobe 明體 Std L" w:hAnsi="Times New Roman" w:cs="Times New Roman"/>
-        </w:rPr>
-        <w:t xml:space="preserve"> typically have a front and a back side. Through its compactness, </w:t>
-      </w:r>
-      <w:proofErr w:type="spellStart"/>
-      <w:r>
-        <w:rPr>
-          <w:rFonts w:ascii="Times New Roman" w:eastAsia="Adobe 明體 Std L" w:hAnsi="Times New Roman" w:cs="Times New Roman"/>
-        </w:rPr>
-        <w:t>TPAC</w:t>
-      </w:r>
-      <w:proofErr w:type="spellEnd"/>
-      <w:r>
-        <w:rPr>
-          <w:rFonts w:ascii="Times New Roman" w:eastAsia="Adobe 明體 Std L" w:hAnsi="Times New Roman" w:cs="Times New Roman"/>
-        </w:rPr>
-        <w:t xml:space="preserve"> has many different “faces,” defined by the individual auditoria that protrude outward and float above this dense and vibrant part of the city. The auditoria read like mysterious, dark elements against the illuminated, animated cube that is clad in corrugated glass. The cube is lifted from the ground and the street extends into the building, gradually separating into different theatres.</w:t>
+        <w:t xml:space="preserve"> typically have a front and a back side. Through its compactness, TPAC has many different “faces,” defined by the individual auditoria that protrude outward and float above this dense and vibrant part of the city. The auditoria read like mysterious, dark elements against the illuminated, animated cube that is clad in corrugated glass. The cube is lifted from the ground and the street extends into the building, gradually separating into different theatres.</w:t>
       </w:r>
     </w:p>
     <w:p>
@@ -528,7 +517,7 @@
     <w:p>
       <w:pPr>
         <w:rPr>
-          <w:rFonts w:ascii="Times New Roman" w:eastAsia="Adobe 明體 Std L" w:hAnsi="Times New Roman" w:cs="Times New Roman" w:hint="eastAsia"/>
+          <w:rFonts w:ascii="Times New Roman" w:eastAsia="Adobe 明體 Std L" w:hAnsi="Times New Roman" w:cs="Times New Roman"/>
         </w:rPr>
       </w:pPr>
       <w:r>
@@ -542,7 +531,7 @@
     <w:p>
       <w:pPr>
         <w:rPr>
-          <w:rFonts w:ascii="Times New Roman" w:eastAsia="Adobe 明體 Std L" w:hAnsi="Times New Roman" w:cs="Times New Roman" w:hint="eastAsia"/>
+          <w:rFonts w:ascii="Times New Roman" w:eastAsia="Adobe 明體 Std L" w:hAnsi="Times New Roman" w:cs="Times New Roman"/>
         </w:rPr>
       </w:pPr>
       <w:r>
@@ -569,28 +558,14 @@
     <w:p>
       <w:pPr>
         <w:rPr>
-          <w:rFonts w:ascii="Times New Roman" w:eastAsia="Adobe 明體 Std L" w:hAnsi="Times New Roman" w:cs="Times New Roman" w:hint="eastAsia"/>
-        </w:rPr>
-      </w:pPr>
-      <w:r>
-        <w:rPr>
-          <w:rFonts w:ascii="Times New Roman" w:eastAsia="Adobe 明體 Std L" w:hAnsi="Times New Roman" w:cs="Times New Roman"/>
-        </w:rPr>
-        <w:t xml:space="preserve">The general public—even those without a theatre ticket—are also encouraged to enter </w:t>
-      </w:r>
-      <w:proofErr w:type="spellStart"/>
-      <w:r>
-        <w:rPr>
-          <w:rFonts w:ascii="Times New Roman" w:eastAsia="Adobe 明體 Std L" w:hAnsi="Times New Roman" w:cs="Times New Roman"/>
-        </w:rPr>
-        <w:t>TPAC</w:t>
-      </w:r>
-      <w:proofErr w:type="spellEnd"/>
-      <w:r>
-        <w:rPr>
-          <w:rFonts w:ascii="Times New Roman" w:eastAsia="Adobe 明體 Std L" w:hAnsi="Times New Roman" w:cs="Times New Roman"/>
-        </w:rPr>
-        <w:t>. The Public Loop is trajectory through the theatre infrastructure and spaces of production, typically hidden, but equally impressive and choreographed as the “visible” performance. The Public Loop not only enables the audience to experience theatre production more fully, but also allows the theatre to engage a broader public.</w:t>
+          <w:rFonts w:ascii="Times New Roman" w:eastAsia="Adobe 明體 Std L" w:hAnsi="Times New Roman" w:cs="Times New Roman"/>
+        </w:rPr>
+      </w:pPr>
+      <w:r>
+        <w:rPr>
+          <w:rFonts w:ascii="Times New Roman" w:eastAsia="Adobe 明體 Std L" w:hAnsi="Times New Roman" w:cs="Times New Roman"/>
+        </w:rPr>
+        <w:t>The general public—even those without a theatre ticket—are also encouraged to enter TPAC. The Public Loop is trajectory through the theatre infrastructure and spaces of production, typically hidden, but equally impressive and choreographed as the “visible” performance. The Public Loop not only enables the audience to experience theatre production more fully, but also allows the theatre to engage a broader public.</w:t>
       </w:r>
     </w:p>
     <w:p>
@@ -601,7 +576,7 @@
           <w:numId w:val="1"/>
         </w:numPr>
         <w:rPr>
-          <w:rFonts w:ascii="Times New Roman" w:eastAsia="Adobe 明體 Std L" w:hAnsi="Times New Roman" w:cs="Times New Roman" w:hint="eastAsia"/>
+          <w:rFonts w:ascii="Times New Roman" w:eastAsia="Adobe 明體 Std L" w:hAnsi="Times New Roman" w:cs="Times New Roman"/>
         </w:rPr>
       </w:pPr>
       <w:r>
@@ -614,7 +589,19 @@
         <w:rPr>
           <w:rFonts w:ascii="Times New Roman" w:eastAsia="Adobe 明體 Std L" w:hAnsi="Times New Roman" w:cs="Times New Roman" w:hint="eastAsia"/>
         </w:rPr>
-        <w:t xml:space="preserve">ara from </w:t>
+        <w:t>a</w:t>
+      </w:r>
+      <w:r>
+        <w:rPr>
+          <w:rFonts w:ascii="Times New Roman" w:eastAsia="Adobe 明體 Std L" w:hAnsi="Times New Roman" w:cs="Times New Roman" w:hint="eastAsia"/>
+        </w:rPr>
+        <w:t>t</w:t>
+      </w:r>
+      <w:r>
+        <w:rPr>
+          <w:rFonts w:ascii="Times New Roman" w:eastAsia="Adobe 明體 Std L" w:hAnsi="Times New Roman" w:cs="Times New Roman" w:hint="eastAsia"/>
+        </w:rPr>
+        <w:t xml:space="preserve">a from </w:t>
       </w:r>
       <w:r>
         <w:rPr>
@@ -672,7 +659,7 @@
           <w:numId w:val="1"/>
         </w:numPr>
         <w:rPr>
-          <w:rFonts w:ascii="Times New Roman" w:eastAsia="Adobe 明體 Std L" w:hAnsi="Times New Roman" w:cs="Times New Roman" w:hint="eastAsia"/>
+          <w:rFonts w:ascii="Times New Roman" w:eastAsia="Adobe 明體 Std L" w:hAnsi="Times New Roman" w:cs="Times New Roman"/>
         </w:rPr>
       </w:pPr>
       <w:r>
@@ -686,7 +673,19 @@
         <w:rPr>
           <w:rFonts w:ascii="Times New Roman" w:eastAsia="Adobe 明體 Std L" w:hAnsi="Times New Roman" w:cs="Times New Roman" w:hint="eastAsia"/>
         </w:rPr>
-        <w:t xml:space="preserve">ara from </w:t>
+        <w:t>a</w:t>
+      </w:r>
+      <w:r>
+        <w:rPr>
+          <w:rFonts w:ascii="Times New Roman" w:eastAsia="Adobe 明體 Std L" w:hAnsi="Times New Roman" w:cs="Times New Roman" w:hint="eastAsia"/>
+        </w:rPr>
+        <w:t>t</w:t>
+      </w:r>
+      <w:r>
+        <w:rPr>
+          <w:rFonts w:ascii="Times New Roman" w:eastAsia="Adobe 明體 Std L" w:hAnsi="Times New Roman" w:cs="Times New Roman" w:hint="eastAsia"/>
+        </w:rPr>
+        <w:t xml:space="preserve">a from </w:t>
       </w:r>
       <w:r>
         <w:rPr>
@@ -705,21 +704,7 @@
         <w:rPr>
           <w:rFonts w:ascii="Times New Roman" w:eastAsia="Adobe 明體 Std L" w:hAnsi="Times New Roman" w:cs="Times New Roman"/>
         </w:rPr>
-        <w:t xml:space="preserve">Construction of this cultural building kicked off in 2012, in accordance with a project led by Rem Koolhaas and David Gianotten that constituted a typological revision of traditional auditoriums. It is programmed to officially open to the public in the summer of 2022. The </w:t>
-      </w:r>
-      <w:proofErr w:type="spellStart"/>
-      <w:r>
-        <w:rPr>
-          <w:rFonts w:ascii="Times New Roman" w:eastAsia="Adobe 明體 Std L" w:hAnsi="Times New Roman" w:cs="Times New Roman"/>
-        </w:rPr>
-        <w:t>TPAC</w:t>
-      </w:r>
-      <w:proofErr w:type="spellEnd"/>
-      <w:r>
-        <w:rPr>
-          <w:rFonts w:ascii="Times New Roman" w:eastAsia="Adobe 明體 Std L" w:hAnsi="Times New Roman" w:cs="Times New Roman"/>
-        </w:rPr>
-        <w:t xml:space="preserve"> is an interlocking of three theater types, with a cube in the middle functioning as stage box and communal-services core, and the tiers of the performance halls can be altered or joined to accommodate different uses and performances. The intersection of the volumes inside results in a single proscenium with multiple possibilities. Whereas the auditoriums have blind facades, the central cube is glass-encased.</w:t>
+        <w:t>Construction of this cultural building kicked off in 2012, in accordance with a project led by Rem Koolhaas and David Gianotten that constituted a typological revision of traditional auditoriums. It is programmed to officially open to the public in the summer of 2022. The TPAC is an interlocking of three theater types, with a cube in the middle functioning as stage box and communal-services core, and the tiers of the performance halls can be altered or joined to accommodate different uses and performances. The intersection of the volumes inside results in a single proscenium with multiple possibilities. Whereas the auditoriums have blind facades, the central cube is glass-encased.</w:t>
       </w:r>
     </w:p>
     <w:p>
@@ -730,7 +715,7 @@
           <w:numId w:val="1"/>
         </w:numPr>
         <w:rPr>
-          <w:rFonts w:ascii="Times New Roman" w:eastAsia="Adobe 明體 Std L" w:hAnsi="Times New Roman" w:cs="Times New Roman" w:hint="eastAsia"/>
+          <w:rFonts w:ascii="Times New Roman" w:eastAsia="Adobe 明體 Std L" w:hAnsi="Times New Roman" w:cs="Times New Roman"/>
         </w:rPr>
       </w:pPr>
       <w:r>
@@ -743,7 +728,19 @@
         <w:rPr>
           <w:rFonts w:ascii="Times New Roman" w:eastAsia="Adobe 明體 Std L" w:hAnsi="Times New Roman" w:cs="Times New Roman" w:hint="eastAsia"/>
         </w:rPr>
-        <w:t xml:space="preserve">ara from </w:t>
+        <w:t>a</w:t>
+      </w:r>
+      <w:r>
+        <w:rPr>
+          <w:rFonts w:ascii="Times New Roman" w:eastAsia="Adobe 明體 Std L" w:hAnsi="Times New Roman" w:cs="Times New Roman" w:hint="eastAsia"/>
+        </w:rPr>
+        <w:t>t</w:t>
+      </w:r>
+      <w:r>
+        <w:rPr>
+          <w:rFonts w:ascii="Times New Roman" w:eastAsia="Adobe 明體 Std L" w:hAnsi="Times New Roman" w:cs="Times New Roman" w:hint="eastAsia"/>
+        </w:rPr>
+        <w:t xml:space="preserve">a from </w:t>
       </w:r>
       <w:proofErr w:type="gramStart"/>
       <w:r>
@@ -763,7 +760,7 @@
     <w:p>
       <w:pPr>
         <w:rPr>
-          <w:rFonts w:ascii="Times New Roman" w:eastAsia="Adobe 明體 Std L" w:hAnsi="Times New Roman" w:cs="Times New Roman" w:hint="eastAsia"/>
+          <w:rFonts w:ascii="Times New Roman" w:eastAsia="Adobe 明體 Std L" w:hAnsi="Times New Roman" w:cs="Times New Roman"/>
         </w:rPr>
       </w:pPr>
       <w:r>
@@ -784,14 +781,12 @@
         </w:rPr>
         <w:t>設計的台北藝術中心</w:t>
       </w:r>
-      <w:proofErr w:type="spellStart"/>
       <w:r>
         <w:rPr>
           <w:rFonts w:ascii="Times New Roman" w:eastAsia="Adobe 明體 Std L" w:hAnsi="Times New Roman" w:cs="Times New Roman" w:hint="eastAsia"/>
         </w:rPr>
         <w:t>TPAC</w:t>
       </w:r>
-      <w:proofErr w:type="spellEnd"/>
       <w:r>
         <w:rPr>
           <w:rFonts w:ascii="Times New Roman" w:eastAsia="Adobe 明體 Std L" w:hAnsi="Times New Roman" w:cs="Times New Roman" w:hint="eastAsia"/>
@@ -876,7 +871,7 @@
     <w:p>
       <w:pPr>
         <w:rPr>
-          <w:rFonts w:ascii="Times New Roman" w:eastAsia="Adobe 明體 Std L" w:hAnsi="Times New Roman" w:cs="Times New Roman" w:hint="eastAsia"/>
+          <w:rFonts w:ascii="Times New Roman" w:eastAsia="Adobe 明體 Std L" w:hAnsi="Times New Roman" w:cs="Times New Roman"/>
         </w:rPr>
       </w:pPr>
       <w:r>
@@ -990,57 +985,49 @@
     <w:p>
       <w:pPr>
         <w:rPr>
-          <w:rFonts w:ascii="Times New Roman" w:eastAsia="Adobe 明體 Std L" w:hAnsi="Times New Roman" w:cs="Times New Roman" w:hint="eastAsia"/>
-        </w:rPr>
-      </w:pPr>
-      <w:proofErr w:type="spellStart"/>
-      <w:r>
-        <w:rPr>
-          <w:rFonts w:ascii="Times New Roman" w:eastAsia="Adobe 明體 Std L" w:hAnsi="Times New Roman" w:cs="Times New Roman" w:hint="eastAsia"/>
-        </w:rPr>
-        <w:t>TPAC</w:t>
-      </w:r>
-      <w:proofErr w:type="spellEnd"/>
+          <w:rFonts w:ascii="Times New Roman" w:eastAsia="Adobe 明體 Std L" w:hAnsi="Times New Roman" w:cs="Times New Roman"/>
+        </w:rPr>
+      </w:pPr>
+      <w:r>
+        <w:rPr>
+          <w:rFonts w:ascii="Times New Roman" w:eastAsia="Adobe 明體 Std L" w:hAnsi="Times New Roman" w:cs="Times New Roman" w:hint="eastAsia"/>
+        </w:rPr>
+        <w:t xml:space="preserve">TPAC </w:t>
+      </w:r>
+      <w:proofErr w:type="gramStart"/>
+      <w:r>
+        <w:rPr>
+          <w:rFonts w:ascii="Times New Roman" w:eastAsia="Adobe 明體 Std L" w:hAnsi="Times New Roman" w:cs="Times New Roman" w:hint="eastAsia"/>
+        </w:rPr>
+        <w:t>臺</w:t>
+      </w:r>
+      <w:proofErr w:type="gramEnd"/>
+      <w:r>
+        <w:rPr>
+          <w:rFonts w:ascii="Times New Roman" w:eastAsia="Adobe 明體 Std L" w:hAnsi="Times New Roman" w:cs="Times New Roman" w:hint="eastAsia"/>
+        </w:rPr>
+        <w:t>北藝術中心由三個劇場組成，每</w:t>
+      </w:r>
+      <w:proofErr w:type="gramStart"/>
+      <w:r>
+        <w:rPr>
+          <w:rFonts w:ascii="Times New Roman" w:eastAsia="Adobe 明體 Std L" w:hAnsi="Times New Roman" w:cs="Times New Roman" w:hint="eastAsia"/>
+        </w:rPr>
+        <w:t>個</w:t>
+      </w:r>
+      <w:proofErr w:type="gramEnd"/>
+      <w:r>
+        <w:rPr>
+          <w:rFonts w:ascii="Times New Roman" w:eastAsia="Adobe 明體 Std L" w:hAnsi="Times New Roman" w:cs="Times New Roman" w:hint="eastAsia"/>
+        </w:rPr>
+        <w:t>劇場都可獨立自主地運作。三座劇院嵌入一個中央方形量體，而這些劇院的舞台、後舞台及劇場服務設施均設置於此方形量體，</w:t>
+      </w:r>
       <w:r>
         <w:rPr>
           <w:rFonts w:ascii="Times New Roman" w:eastAsia="Adobe 明體 Std L" w:hAnsi="Times New Roman" w:cs="Times New Roman" w:hint="eastAsia"/>
         </w:rPr>
         <w:t xml:space="preserve"> </w:t>
       </w:r>
-      <w:proofErr w:type="gramStart"/>
-      <w:r>
-        <w:rPr>
-          <w:rFonts w:ascii="Times New Roman" w:eastAsia="Adobe 明體 Std L" w:hAnsi="Times New Roman" w:cs="Times New Roman" w:hint="eastAsia"/>
-        </w:rPr>
-        <w:t>臺</w:t>
-      </w:r>
-      <w:proofErr w:type="gramEnd"/>
-      <w:r>
-        <w:rPr>
-          <w:rFonts w:ascii="Times New Roman" w:eastAsia="Adobe 明體 Std L" w:hAnsi="Times New Roman" w:cs="Times New Roman" w:hint="eastAsia"/>
-        </w:rPr>
-        <w:t>北藝術中心由三個劇場組成，每</w:t>
-      </w:r>
-      <w:proofErr w:type="gramStart"/>
-      <w:r>
-        <w:rPr>
-          <w:rFonts w:ascii="Times New Roman" w:eastAsia="Adobe 明體 Std L" w:hAnsi="Times New Roman" w:cs="Times New Roman" w:hint="eastAsia"/>
-        </w:rPr>
-        <w:t>個</w:t>
-      </w:r>
-      <w:proofErr w:type="gramEnd"/>
-      <w:r>
-        <w:rPr>
-          <w:rFonts w:ascii="Times New Roman" w:eastAsia="Adobe 明體 Std L" w:hAnsi="Times New Roman" w:cs="Times New Roman" w:hint="eastAsia"/>
-        </w:rPr>
-        <w:t>劇場都可獨立自主地運作。三座劇院嵌入一個中央方形量體，而這些劇院的舞台、後舞台及劇場服務設施均設置於此方形量體，</w:t>
-      </w:r>
-      <w:r>
-        <w:rPr>
-          <w:rFonts w:ascii="Times New Roman" w:eastAsia="Adobe 明體 Std L" w:hAnsi="Times New Roman" w:cs="Times New Roman" w:hint="eastAsia"/>
-        </w:rPr>
-        <w:t xml:space="preserve"> </w:t>
-      </w:r>
       <w:r>
         <w:rPr>
           <w:rFonts w:ascii="Times New Roman" w:eastAsia="Adobe 明體 Std L" w:hAnsi="Times New Roman" w:cs="Times New Roman" w:hint="eastAsia"/>
@@ -1058,7 +1045,7 @@
     <w:p>
       <w:pPr>
         <w:rPr>
-          <w:rFonts w:ascii="Times New Roman" w:eastAsia="Adobe 明體 Std L" w:hAnsi="Times New Roman" w:cs="Times New Roman" w:hint="eastAsia"/>
+          <w:rFonts w:ascii="Times New Roman" w:eastAsia="Adobe 明體 Std L" w:hAnsi="Times New Roman" w:cs="Times New Roman"/>
         </w:rPr>
       </w:pPr>
       <w:r>
@@ -1405,21 +1392,7 @@
         <w:rPr>
           <w:rFonts w:ascii="Times New Roman" w:eastAsia="Adobe 明體 Std L" w:hAnsi="Times New Roman" w:cs="Times New Roman"/>
         </w:rPr>
-        <w:t xml:space="preserve"> </w:t>
-      </w:r>
-      <w:proofErr w:type="spellStart"/>
-      <w:r>
-        <w:rPr>
-          <w:rFonts w:ascii="Times New Roman" w:eastAsia="Adobe 明體 Std L" w:hAnsi="Times New Roman" w:cs="Times New Roman"/>
-        </w:rPr>
-        <w:t>TPAC</w:t>
-      </w:r>
-      <w:proofErr w:type="spellEnd"/>
-      <w:r>
-        <w:rPr>
-          <w:rFonts w:ascii="Times New Roman" w:eastAsia="Adobe 明體 Std L" w:hAnsi="Times New Roman" w:cs="Times New Roman"/>
-        </w:rPr>
-        <w:t xml:space="preserve"> | Taipei Performing Arts Center</w:t>
+        <w:t xml:space="preserve"> TPAC | Taipei Performing Arts Center</w:t>
       </w:r>
       <w:r>
         <w:rPr>
@@ -2337,14 +2310,12 @@
         </w:rPr>
         <w:t>聲學顧問：</w:t>
       </w:r>
-      <w:proofErr w:type="spellStart"/>
       <w:r>
         <w:rPr>
           <w:rFonts w:ascii="Times New Roman" w:eastAsia="Adobe 明體 Std L" w:hAnsi="Times New Roman" w:cs="Times New Roman"/>
         </w:rPr>
         <w:t>DHV</w:t>
       </w:r>
-      <w:proofErr w:type="spellEnd"/>
       <w:r>
         <w:rPr>
           <w:rFonts w:ascii="Times New Roman" w:eastAsia="Adobe 明體 Std L" w:hAnsi="Times New Roman" w:cs="Times New Roman"/>
@@ -2612,7 +2583,7 @@
           <w:numId w:val="1"/>
         </w:numPr>
         <w:rPr>
-          <w:rFonts w:ascii="Times New Roman" w:eastAsia="Adobe 明體 Std L" w:hAnsi="Times New Roman" w:cs="Times New Roman" w:hint="eastAsia"/>
+          <w:rFonts w:ascii="Times New Roman" w:eastAsia="Adobe 明體 Std L" w:hAnsi="Times New Roman" w:cs="Times New Roman"/>
         </w:rPr>
       </w:pPr>
       <w:r>
@@ -2626,7 +2597,19 @@
         <w:rPr>
           <w:rFonts w:ascii="Times New Roman" w:eastAsia="Adobe 明體 Std L" w:hAnsi="Times New Roman" w:cs="Times New Roman" w:hint="eastAsia"/>
         </w:rPr>
-        <w:t xml:space="preserve">ara from </w:t>
+        <w:t>a</w:t>
+      </w:r>
+      <w:r>
+        <w:rPr>
+          <w:rFonts w:ascii="Times New Roman" w:eastAsia="Adobe 明體 Std L" w:hAnsi="Times New Roman" w:cs="Times New Roman" w:hint="eastAsia"/>
+        </w:rPr>
+        <w:t>t</w:t>
+      </w:r>
+      <w:r>
+        <w:rPr>
+          <w:rFonts w:ascii="Times New Roman" w:eastAsia="Adobe 明體 Std L" w:hAnsi="Times New Roman" w:cs="Times New Roman" w:hint="eastAsia"/>
+        </w:rPr>
+        <w:t xml:space="preserve">a from </w:t>
       </w:r>
       <w:r>
         <w:rPr>
@@ -2638,7 +2621,7 @@
     <w:p>
       <w:pPr>
         <w:rPr>
-          <w:rFonts w:ascii="Times New Roman" w:eastAsia="Adobe 明體 Std L" w:hAnsi="Times New Roman" w:cs="Times New Roman" w:hint="eastAsia"/>
+          <w:rFonts w:ascii="Times New Roman" w:eastAsia="Adobe 明體 Std L" w:hAnsi="Times New Roman" w:cs="Times New Roman"/>
         </w:rPr>
       </w:pPr>
       <w:r>
@@ -2866,7 +2849,7 @@
     <w:p>
       <w:pPr>
         <w:rPr>
-          <w:rFonts w:ascii="Times New Roman" w:eastAsia="Adobe 明體 Std L" w:hAnsi="Times New Roman" w:cs="Times New Roman" w:hint="eastAsia"/>
+          <w:rFonts w:ascii="Times New Roman" w:eastAsia="Adobe 明體 Std L" w:hAnsi="Times New Roman" w:cs="Times New Roman"/>
         </w:rPr>
       </w:pPr>
       <w:r>
@@ -2891,7 +2874,7 @@
     <w:p>
       <w:pPr>
         <w:rPr>
-          <w:rFonts w:ascii="Times New Roman" w:eastAsia="Adobe 明體 Std L" w:hAnsi="Times New Roman" w:cs="Times New Roman" w:hint="eastAsia"/>
+          <w:rFonts w:ascii="Times New Roman" w:eastAsia="Adobe 明體 Std L" w:hAnsi="Times New Roman" w:cs="Times New Roman"/>
         </w:rPr>
       </w:pPr>
       <w:r>
@@ -2940,7 +2923,7 @@
     <w:p>
       <w:pPr>
         <w:rPr>
-          <w:rFonts w:ascii="Times New Roman" w:eastAsia="Adobe 明體 Std L" w:hAnsi="Times New Roman" w:cs="Times New Roman" w:hint="eastAsia"/>
+          <w:rFonts w:ascii="Times New Roman" w:eastAsia="Adobe 明體 Std L" w:hAnsi="Times New Roman" w:cs="Times New Roman"/>
         </w:rPr>
       </w:pPr>
       <w:r>
@@ -2979,7 +2962,7 @@
     <w:p>
       <w:pPr>
         <w:rPr>
-          <w:rFonts w:ascii="Times New Roman" w:eastAsia="Adobe 明體 Std L" w:hAnsi="Times New Roman" w:cs="Times New Roman" w:hint="eastAsia"/>
+          <w:rFonts w:ascii="Times New Roman" w:eastAsia="Adobe 明體 Std L" w:hAnsi="Times New Roman" w:cs="Times New Roman"/>
         </w:rPr>
       </w:pPr>
       <w:r>
@@ -3030,7 +3013,7 @@
     <w:p>
       <w:pPr>
         <w:rPr>
-          <w:rFonts w:ascii="Times New Roman" w:eastAsia="Adobe 明體 Std L" w:hAnsi="Times New Roman" w:cs="Times New Roman" w:hint="eastAsia"/>
+          <w:rFonts w:ascii="Times New Roman" w:eastAsia="Adobe 明體 Std L" w:hAnsi="Times New Roman" w:cs="Times New Roman"/>
         </w:rPr>
       </w:pPr>
       <w:r>
@@ -3081,7 +3064,19 @@
         <w:rPr>
           <w:rFonts w:ascii="Times New Roman" w:eastAsia="Adobe 明體 Std L" w:hAnsi="Times New Roman" w:cs="Times New Roman" w:hint="eastAsia"/>
         </w:rPr>
-        <w:t xml:space="preserve">ara from </w:t>
+        <w:t>a</w:t>
+      </w:r>
+      <w:r>
+        <w:rPr>
+          <w:rFonts w:ascii="Times New Roman" w:eastAsia="Adobe 明體 Std L" w:hAnsi="Times New Roman" w:cs="Times New Roman" w:hint="eastAsia"/>
+        </w:rPr>
+        <w:t>t</w:t>
+      </w:r>
+      <w:r>
+        <w:rPr>
+          <w:rFonts w:ascii="Times New Roman" w:eastAsia="Adobe 明體 Std L" w:hAnsi="Times New Roman" w:cs="Times New Roman" w:hint="eastAsia"/>
+        </w:rPr>
+        <w:t xml:space="preserve">a from </w:t>
       </w:r>
       <w:r>
         <w:rPr>
@@ -3093,7 +3088,7 @@
     <w:p>
       <w:pPr>
         <w:rPr>
-          <w:rFonts w:ascii="Times New Roman" w:eastAsia="Adobe 明體 Std L" w:hAnsi="Times New Roman" w:cs="Times New Roman" w:hint="eastAsia"/>
+          <w:rFonts w:ascii="Times New Roman" w:eastAsia="Adobe 明體 Std L" w:hAnsi="Times New Roman" w:cs="Times New Roman"/>
         </w:rPr>
       </w:pPr>
       <w:r>
@@ -3132,7 +3127,7 @@
     <w:p>
       <w:pPr>
         <w:rPr>
-          <w:rFonts w:ascii="Times New Roman" w:eastAsia="Adobe 明體 Std L" w:hAnsi="Times New Roman" w:cs="Times New Roman" w:hint="eastAsia"/>
+          <w:rFonts w:ascii="Times New Roman" w:eastAsia="Adobe 明體 Std L" w:hAnsi="Times New Roman" w:cs="Times New Roman"/>
         </w:rPr>
       </w:pPr>
       <w:r>
@@ -3243,7 +3238,7 @@
     <w:p>
       <w:pPr>
         <w:rPr>
-          <w:rFonts w:ascii="Times New Roman" w:eastAsia="Adobe 明體 Std L" w:hAnsi="Times New Roman" w:cs="Times New Roman" w:hint="eastAsia"/>
+          <w:rFonts w:ascii="Times New Roman" w:eastAsia="Adobe 明體 Std L" w:hAnsi="Times New Roman" w:cs="Times New Roman"/>
         </w:rPr>
       </w:pPr>
       <w:r>
@@ -3486,7 +3481,7 @@
     <w:p>
       <w:pPr>
         <w:rPr>
-          <w:rFonts w:ascii="Times New Roman" w:eastAsia="Adobe 明體 Std L" w:hAnsi="Times New Roman" w:cs="Times New Roman" w:hint="eastAsia"/>
+          <w:rFonts w:ascii="Times New Roman" w:eastAsia="Adobe 明體 Std L" w:hAnsi="Times New Roman" w:cs="Times New Roman"/>
         </w:rPr>
       </w:pPr>
       <w:r>
@@ -3670,7 +3665,7 @@
     <w:p>
       <w:pPr>
         <w:rPr>
-          <w:rFonts w:ascii="Times New Roman" w:eastAsia="Adobe 明體 Std L" w:hAnsi="Times New Roman" w:cs="Times New Roman" w:hint="eastAsia"/>
+          <w:rFonts w:ascii="Times New Roman" w:eastAsia="Adobe 明體 Std L" w:hAnsi="Times New Roman" w:cs="Times New Roman"/>
         </w:rPr>
       </w:pPr>
       <w:r>
@@ -3704,7 +3699,7 @@
     <w:p>
       <w:pPr>
         <w:rPr>
-          <w:rFonts w:ascii="Times New Roman" w:eastAsia="Adobe 明體 Std L" w:hAnsi="Times New Roman" w:cs="Times New Roman" w:hint="eastAsia"/>
+          <w:rFonts w:ascii="Times New Roman" w:eastAsia="Adobe 明體 Std L" w:hAnsi="Times New Roman" w:cs="Times New Roman"/>
         </w:rPr>
       </w:pPr>
       <w:r>
@@ -3730,7 +3725,7 @@
     <w:p>
       <w:pPr>
         <w:rPr>
-          <w:rFonts w:ascii="Times New Roman" w:eastAsia="Adobe 明體 Std L" w:hAnsi="Times New Roman" w:cs="Times New Roman" w:hint="eastAsia"/>
+          <w:rFonts w:ascii="Times New Roman" w:eastAsia="Adobe 明體 Std L" w:hAnsi="Times New Roman" w:cs="Times New Roman"/>
         </w:rPr>
       </w:pPr>
       <w:r>
@@ -3770,7 +3765,7 @@
     <w:p>
       <w:pPr>
         <w:rPr>
-          <w:rFonts w:ascii="Times New Roman" w:eastAsia="Adobe 明體 Std L" w:hAnsi="Times New Roman" w:cs="Times New Roman" w:hint="eastAsia"/>
+          <w:rFonts w:ascii="Times New Roman" w:eastAsia="Adobe 明體 Std L" w:hAnsi="Times New Roman" w:cs="Times New Roman"/>
         </w:rPr>
       </w:pPr>
       <w:r>
@@ -3803,7 +3798,7 @@
     <w:p>
       <w:pPr>
         <w:rPr>
-          <w:rFonts w:ascii="Times New Roman" w:eastAsia="Adobe 明體 Std L" w:hAnsi="Times New Roman" w:cs="Times New Roman" w:hint="eastAsia"/>
+          <w:rFonts w:ascii="Times New Roman" w:eastAsia="Adobe 明體 Std L" w:hAnsi="Times New Roman" w:cs="Times New Roman"/>
         </w:rPr>
       </w:pPr>
       <w:r>
@@ -4241,7 +4236,7 @@
     <w:p>
       <w:pPr>
         <w:rPr>
-          <w:rFonts w:ascii="Times New Roman" w:eastAsia="Adobe 明體 Std L" w:hAnsi="Times New Roman" w:cs="Times New Roman" w:hint="eastAsia"/>
+          <w:rFonts w:ascii="Times New Roman" w:eastAsia="Adobe 明體 Std L" w:hAnsi="Times New Roman" w:cs="Times New Roman"/>
         </w:rPr>
       </w:pPr>
       <w:r>
@@ -4274,7 +4269,7 @@
     <w:p>
       <w:pPr>
         <w:rPr>
-          <w:rFonts w:ascii="Times New Roman" w:eastAsia="Adobe 明體 Std L" w:hAnsi="Times New Roman" w:cs="Times New Roman" w:hint="eastAsia"/>
+          <w:rFonts w:ascii="Times New Roman" w:eastAsia="Adobe 明體 Std L" w:hAnsi="Times New Roman" w:cs="Times New Roman"/>
         </w:rPr>
       </w:pPr>
       <w:proofErr w:type="gramStart"/>
@@ -4309,7 +4304,7 @@
     <w:p>
       <w:pPr>
         <w:rPr>
-          <w:rFonts w:ascii="Times New Roman" w:eastAsia="Adobe 明體 Std L" w:hAnsi="Times New Roman" w:cs="Times New Roman" w:hint="eastAsia"/>
+          <w:rFonts w:ascii="Times New Roman" w:eastAsia="Adobe 明體 Std L" w:hAnsi="Times New Roman" w:cs="Times New Roman"/>
         </w:rPr>
       </w:pPr>
       <w:r>
@@ -4322,7 +4317,7 @@
     <w:p>
       <w:pPr>
         <w:rPr>
-          <w:rFonts w:ascii="Times New Roman" w:eastAsia="Adobe 明體 Std L" w:hAnsi="Times New Roman" w:cs="Times New Roman" w:hint="eastAsia"/>
+          <w:rFonts w:ascii="Times New Roman" w:eastAsia="Adobe 明體 Std L" w:hAnsi="Times New Roman" w:cs="Times New Roman"/>
         </w:rPr>
       </w:pPr>
       <w:r>
@@ -4403,7 +4398,7 @@
     <w:p>
       <w:pPr>
         <w:rPr>
-          <w:rFonts w:ascii="Times New Roman" w:eastAsia="Adobe 明體 Std L" w:hAnsi="Times New Roman" w:cs="Times New Roman" w:hint="eastAsia"/>
+          <w:rFonts w:ascii="Times New Roman" w:eastAsia="Adobe 明體 Std L" w:hAnsi="Times New Roman" w:cs="Times New Roman"/>
         </w:rPr>
       </w:pPr>
       <w:r>
@@ -4584,7 +4579,7 @@
     <w:p>
       <w:pPr>
         <w:rPr>
-          <w:rFonts w:ascii="Times New Roman" w:eastAsia="Adobe 明體 Std L" w:hAnsi="Times New Roman" w:cs="Times New Roman" w:hint="eastAsia"/>
+          <w:rFonts w:ascii="Times New Roman" w:eastAsia="Adobe 明體 Std L" w:hAnsi="Times New Roman" w:cs="Times New Roman"/>
         </w:rPr>
       </w:pPr>
       <w:r>
@@ -4615,7 +4610,7 @@
     <w:p>
       <w:pPr>
         <w:rPr>
-          <w:rFonts w:ascii="Times New Roman" w:eastAsia="Adobe 明體 Std L" w:hAnsi="Times New Roman" w:cs="Times New Roman" w:hint="eastAsia"/>
+          <w:rFonts w:ascii="Times New Roman" w:eastAsia="Adobe 明體 Std L" w:hAnsi="Times New Roman" w:cs="Times New Roman"/>
         </w:rPr>
       </w:pPr>
       <w:r>
@@ -4688,7 +4683,7 @@
     <w:p>
       <w:pPr>
         <w:rPr>
-          <w:rFonts w:ascii="Times New Roman" w:eastAsia="Adobe 明體 Std L" w:hAnsi="Times New Roman" w:cs="Times New Roman" w:hint="eastAsia"/>
+          <w:rFonts w:ascii="Times New Roman" w:eastAsia="Adobe 明體 Std L" w:hAnsi="Times New Roman" w:cs="Times New Roman"/>
         </w:rPr>
       </w:pPr>
       <w:r>
@@ -4735,7 +4730,7 @@
     <w:p>
       <w:pPr>
         <w:rPr>
-          <w:rFonts w:ascii="Times New Roman" w:eastAsia="Adobe 明體 Std L" w:hAnsi="Times New Roman" w:cs="Times New Roman" w:hint="eastAsia"/>
+          <w:rFonts w:ascii="Times New Roman" w:eastAsia="Adobe 明體 Std L" w:hAnsi="Times New Roman" w:cs="Times New Roman"/>
         </w:rPr>
       </w:pPr>
       <w:r>
@@ -5100,7 +5095,7 @@
     <w:p>
       <w:pPr>
         <w:rPr>
-          <w:rFonts w:ascii="Times New Roman" w:eastAsia="Adobe 明體 Std L" w:hAnsi="Times New Roman" w:cs="Times New Roman" w:hint="eastAsia"/>
+          <w:rFonts w:ascii="Times New Roman" w:eastAsia="Adobe 明體 Std L" w:hAnsi="Times New Roman" w:cs="Times New Roman"/>
         </w:rPr>
       </w:pPr>
       <w:r>
@@ -5167,7 +5162,7 @@
     <w:p>
       <w:pPr>
         <w:rPr>
-          <w:rFonts w:ascii="Times New Roman" w:eastAsia="Adobe 明體 Std L" w:hAnsi="Times New Roman" w:cs="Times New Roman" w:hint="eastAsia"/>
+          <w:rFonts w:ascii="Times New Roman" w:eastAsia="Adobe 明體 Std L" w:hAnsi="Times New Roman" w:cs="Times New Roman"/>
         </w:rPr>
       </w:pPr>
       <w:r>
@@ -5760,7 +5755,19 @@
         <w:rPr>
           <w:rFonts w:ascii="Times New Roman" w:eastAsia="Adobe 明體 Std L" w:hAnsi="Times New Roman" w:cs="Times New Roman" w:hint="eastAsia"/>
         </w:rPr>
-        <w:t xml:space="preserve">ara from </w:t>
+        <w:t>a</w:t>
+      </w:r>
+      <w:r>
+        <w:rPr>
+          <w:rFonts w:ascii="Times New Roman" w:eastAsia="Adobe 明體 Std L" w:hAnsi="Times New Roman" w:cs="Times New Roman" w:hint="eastAsia"/>
+        </w:rPr>
+        <w:t>t</w:t>
+      </w:r>
+      <w:r>
+        <w:rPr>
+          <w:rFonts w:ascii="Times New Roman" w:eastAsia="Adobe 明體 Std L" w:hAnsi="Times New Roman" w:cs="Times New Roman" w:hint="eastAsia"/>
+        </w:rPr>
+        <w:t xml:space="preserve">a from </w:t>
       </w:r>
       <w:r>
         <w:rPr>
@@ -5799,7 +5806,7 @@
     <w:p>
       <w:pPr>
         <w:rPr>
-          <w:rFonts w:ascii="Times New Roman" w:eastAsia="Adobe 明體 Std L" w:hAnsi="Times New Roman" w:cs="Times New Roman" w:hint="eastAsia"/>
+          <w:rFonts w:ascii="Times New Roman" w:eastAsia="Adobe 明體 Std L" w:hAnsi="Times New Roman" w:cs="Times New Roman"/>
         </w:rPr>
       </w:pPr>
       <w:r>
@@ -6153,7 +6160,7 @@
     <w:p>
       <w:pPr>
         <w:rPr>
-          <w:rFonts w:ascii="Times New Roman" w:eastAsia="Adobe 明體 Std L" w:hAnsi="Times New Roman" w:cs="Times New Roman" w:hint="eastAsia"/>
+          <w:rFonts w:ascii="Times New Roman" w:eastAsia="Adobe 明體 Std L" w:hAnsi="Times New Roman" w:cs="Times New Roman"/>
         </w:rPr>
       </w:pPr>
       <w:r>
@@ -6166,7 +6173,7 @@
     <w:p>
       <w:pPr>
         <w:rPr>
-          <w:rFonts w:ascii="Times New Roman" w:eastAsia="Adobe 明體 Std L" w:hAnsi="Times New Roman" w:cs="Times New Roman" w:hint="eastAsia"/>
+          <w:rFonts w:ascii="Times New Roman" w:eastAsia="Adobe 明體 Std L" w:hAnsi="Times New Roman" w:cs="Times New Roman"/>
         </w:rPr>
       </w:pPr>
       <w:r>
@@ -6231,7 +6238,7 @@
     <w:p>
       <w:pPr>
         <w:rPr>
-          <w:rFonts w:ascii="Times New Roman" w:eastAsia="Adobe 明體 Std L" w:hAnsi="Times New Roman" w:cs="Times New Roman" w:hint="eastAsia"/>
+          <w:rFonts w:ascii="Times New Roman" w:eastAsia="Adobe 明體 Std L" w:hAnsi="Times New Roman" w:cs="Times New Roman"/>
         </w:rPr>
       </w:pPr>
       <w:r>
@@ -6293,7 +6300,7 @@
     <w:p>
       <w:pPr>
         <w:rPr>
-          <w:rFonts w:ascii="Times New Roman" w:eastAsia="Adobe 明體 Std L" w:hAnsi="Times New Roman" w:cs="Times New Roman" w:hint="eastAsia"/>
+          <w:rFonts w:ascii="Times New Roman" w:eastAsia="Adobe 明體 Std L" w:hAnsi="Times New Roman" w:cs="Times New Roman"/>
         </w:rPr>
       </w:pPr>
       <w:r>
@@ -6306,7 +6313,7 @@
     <w:p>
       <w:pPr>
         <w:rPr>
-          <w:rFonts w:ascii="Times New Roman" w:eastAsia="Adobe 明體 Std L" w:hAnsi="Times New Roman" w:cs="Times New Roman" w:hint="eastAsia"/>
+          <w:rFonts w:ascii="Times New Roman" w:eastAsia="Adobe 明體 Std L" w:hAnsi="Times New Roman" w:cs="Times New Roman"/>
         </w:rPr>
       </w:pPr>
       <w:r>
@@ -6426,7 +6433,7 @@
     <w:p>
       <w:pPr>
         <w:rPr>
-          <w:rFonts w:ascii="Times New Roman" w:eastAsia="Adobe 明體 Std L" w:hAnsi="Times New Roman" w:cs="Times New Roman" w:hint="eastAsia"/>
+          <w:rFonts w:ascii="Times New Roman" w:eastAsia="Adobe 明體 Std L" w:hAnsi="Times New Roman" w:cs="Times New Roman"/>
         </w:rPr>
       </w:pPr>
       <w:r>
@@ -6465,7 +6472,7 @@
     <w:p>
       <w:pPr>
         <w:rPr>
-          <w:rFonts w:ascii="Times New Roman" w:eastAsia="Adobe 明體 Std L" w:hAnsi="Times New Roman" w:cs="Times New Roman" w:hint="eastAsia"/>
+          <w:rFonts w:ascii="Times New Roman" w:eastAsia="Adobe 明體 Std L" w:hAnsi="Times New Roman" w:cs="Times New Roman"/>
         </w:rPr>
       </w:pPr>
       <w:r>
@@ -6478,7 +6485,7 @@
     <w:p>
       <w:pPr>
         <w:rPr>
-          <w:rFonts w:ascii="Times New Roman" w:eastAsia="Adobe 明體 Std L" w:hAnsi="Times New Roman" w:cs="Times New Roman" w:hint="eastAsia"/>
+          <w:rFonts w:ascii="Times New Roman" w:eastAsia="Adobe 明體 Std L" w:hAnsi="Times New Roman" w:cs="Times New Roman"/>
         </w:rPr>
       </w:pPr>
       <w:r>
@@ -6657,7 +6664,7 @@
     <w:p>
       <w:pPr>
         <w:rPr>
-          <w:rFonts w:ascii="Times New Roman" w:eastAsia="Adobe 明體 Std L" w:hAnsi="Times New Roman" w:cs="Times New Roman" w:hint="eastAsia"/>
+          <w:rFonts w:ascii="Times New Roman" w:eastAsia="Adobe 明體 Std L" w:hAnsi="Times New Roman" w:cs="Times New Roman"/>
         </w:rPr>
       </w:pPr>
       <w:r>
@@ -6696,7 +6703,7 @@
     <w:p>
       <w:pPr>
         <w:rPr>
-          <w:rFonts w:ascii="Times New Roman" w:eastAsia="Adobe 明體 Std L" w:hAnsi="Times New Roman" w:cs="Times New Roman" w:hint="eastAsia"/>
+          <w:rFonts w:ascii="Times New Roman" w:eastAsia="Adobe 明體 Std L" w:hAnsi="Times New Roman" w:cs="Times New Roman"/>
         </w:rPr>
       </w:pPr>
       <w:r>
@@ -6978,7 +6985,7 @@
     <w:p>
       <w:pPr>
         <w:rPr>
-          <w:rFonts w:ascii="Times New Roman" w:eastAsia="Adobe 明體 Std L" w:hAnsi="Times New Roman" w:cs="Times New Roman" w:hint="eastAsia"/>
+          <w:rFonts w:ascii="Times New Roman" w:eastAsia="Adobe 明體 Std L" w:hAnsi="Times New Roman" w:cs="Times New Roman"/>
         </w:rPr>
       </w:pPr>
       <w:r>
@@ -7003,7 +7010,7 @@
     <w:p>
       <w:pPr>
         <w:rPr>
-          <w:rFonts w:ascii="Times New Roman" w:eastAsia="Adobe 明體 Std L" w:hAnsi="Times New Roman" w:cs="Times New Roman" w:hint="eastAsia"/>
+          <w:rFonts w:ascii="Times New Roman" w:eastAsia="Adobe 明體 Std L" w:hAnsi="Times New Roman" w:cs="Times New Roman"/>
         </w:rPr>
       </w:pPr>
       <w:r>
@@ -7042,7 +7049,7 @@
     <w:p>
       <w:pPr>
         <w:rPr>
-          <w:rFonts w:ascii="Times New Roman" w:eastAsia="Adobe 明體 Std L" w:hAnsi="Times New Roman" w:cs="Times New Roman" w:hint="eastAsia"/>
+          <w:rFonts w:ascii="Times New Roman" w:eastAsia="Adobe 明體 Std L" w:hAnsi="Times New Roman" w:cs="Times New Roman"/>
         </w:rPr>
       </w:pPr>
       <w:r>
@@ -7587,7 +7594,7 @@
     <w:p>
       <w:pPr>
         <w:rPr>
-          <w:rFonts w:ascii="Times New Roman" w:eastAsia="Adobe 明體 Std L" w:hAnsi="Times New Roman" w:cs="Times New Roman" w:hint="eastAsia"/>
+          <w:rFonts w:ascii="Times New Roman" w:eastAsia="Adobe 明體 Std L" w:hAnsi="Times New Roman" w:cs="Times New Roman"/>
         </w:rPr>
       </w:pPr>
       <w:r>
@@ -7650,7 +7657,7 @@
     <w:p>
       <w:pPr>
         <w:rPr>
-          <w:rFonts w:ascii="Times New Roman" w:eastAsia="Adobe 明體 Std L" w:hAnsi="Times New Roman" w:cs="Times New Roman" w:hint="eastAsia"/>
+          <w:rFonts w:ascii="Times New Roman" w:eastAsia="Adobe 明體 Std L" w:hAnsi="Times New Roman" w:cs="Times New Roman"/>
         </w:rPr>
       </w:pPr>
       <w:r>
@@ -7663,7 +7670,7 @@
     <w:p>
       <w:pPr>
         <w:rPr>
-          <w:rFonts w:ascii="Times New Roman" w:eastAsia="Adobe 明體 Std L" w:hAnsi="Times New Roman" w:cs="Times New Roman" w:hint="eastAsia"/>
+          <w:rFonts w:ascii="Times New Roman" w:eastAsia="Adobe 明體 Std L" w:hAnsi="Times New Roman" w:cs="Times New Roman"/>
         </w:rPr>
       </w:pPr>
       <w:r>
@@ -7690,7 +7697,7 @@
     <w:p>
       <w:pPr>
         <w:rPr>
-          <w:rFonts w:ascii="Times New Roman" w:eastAsia="Adobe 明體 Std L" w:hAnsi="Times New Roman" w:cs="Times New Roman" w:hint="eastAsia"/>
+          <w:rFonts w:ascii="Times New Roman" w:eastAsia="Adobe 明體 Std L" w:hAnsi="Times New Roman" w:cs="Times New Roman"/>
         </w:rPr>
       </w:pPr>
       <w:r>
@@ -7782,7 +7789,7 @@
     <w:p>
       <w:pPr>
         <w:rPr>
-          <w:rFonts w:ascii="Times New Roman" w:eastAsia="Adobe 明體 Std L" w:hAnsi="Times New Roman" w:cs="Times New Roman" w:hint="eastAsia"/>
+          <w:rFonts w:ascii="Times New Roman" w:eastAsia="Adobe 明體 Std L" w:hAnsi="Times New Roman" w:cs="Times New Roman"/>
         </w:rPr>
       </w:pPr>
       <w:r>
@@ -7835,7 +7842,7 @@
     <w:p>
       <w:pPr>
         <w:rPr>
-          <w:rFonts w:ascii="Times New Roman" w:eastAsia="Adobe 明體 Std L" w:hAnsi="Times New Roman" w:cs="Times New Roman" w:hint="eastAsia"/>
+          <w:rFonts w:ascii="Times New Roman" w:eastAsia="Adobe 明體 Std L" w:hAnsi="Times New Roman" w:cs="Times New Roman"/>
         </w:rPr>
       </w:pPr>
       <w:r>
@@ -7844,38 +7851,36 @@
         </w:rPr>
         <w:t>聲學顧問：</w:t>
       </w:r>
+      <w:r>
+        <w:rPr>
+          <w:rFonts w:ascii="Times New Roman" w:eastAsia="Adobe 明體 Std L" w:hAnsi="Times New Roman" w:cs="Times New Roman" w:hint="eastAsia"/>
+        </w:rPr>
+        <w:t>DHV</w:t>
+      </w:r>
+      <w:r>
+        <w:rPr>
+          <w:rFonts w:ascii="Times New Roman" w:eastAsia="Adobe 明體 Std L" w:hAnsi="Times New Roman" w:cs="Times New Roman" w:hint="eastAsia"/>
+        </w:rPr>
+        <w:t>及</w:t>
+      </w:r>
+      <w:r>
+        <w:rPr>
+          <w:rFonts w:ascii="Times New Roman" w:eastAsia="Adobe 明體 Std L" w:hAnsi="Times New Roman" w:cs="Times New Roman" w:hint="eastAsia"/>
+        </w:rPr>
+        <w:t xml:space="preserve">Theo </w:t>
+      </w:r>
       <w:proofErr w:type="spellStart"/>
       <w:r>
         <w:rPr>
           <w:rFonts w:ascii="Times New Roman" w:eastAsia="Adobe 明體 Std L" w:hAnsi="Times New Roman" w:cs="Times New Roman" w:hint="eastAsia"/>
         </w:rPr>
-        <w:t>DHV</w:t>
+        <w:t>Raijmakers</w:t>
       </w:r>
       <w:proofErr w:type="spellEnd"/>
       <w:r>
         <w:rPr>
           <w:rFonts w:ascii="Times New Roman" w:eastAsia="Adobe 明體 Std L" w:hAnsi="Times New Roman" w:cs="Times New Roman" w:hint="eastAsia"/>
         </w:rPr>
-        <w:t>及</w:t>
-      </w:r>
-      <w:r>
-        <w:rPr>
-          <w:rFonts w:ascii="Times New Roman" w:eastAsia="Adobe 明體 Std L" w:hAnsi="Times New Roman" w:cs="Times New Roman" w:hint="eastAsia"/>
-        </w:rPr>
-        <w:t xml:space="preserve">Theo </w:t>
-      </w:r>
-      <w:proofErr w:type="spellStart"/>
-      <w:r>
-        <w:rPr>
-          <w:rFonts w:ascii="Times New Roman" w:eastAsia="Adobe 明體 Std L" w:hAnsi="Times New Roman" w:cs="Times New Roman" w:hint="eastAsia"/>
-        </w:rPr>
-        <w:t>Raijmakers</w:t>
-      </w:r>
-      <w:proofErr w:type="spellEnd"/>
-      <w:r>
-        <w:rPr>
-          <w:rFonts w:ascii="Times New Roman" w:eastAsia="Adobe 明體 Std L" w:hAnsi="Times New Roman" w:cs="Times New Roman" w:hint="eastAsia"/>
-        </w:rPr>
         <w:t xml:space="preserve"> </w:t>
       </w:r>
       <w:r>
@@ -7900,21 +7905,13 @@
         <w:rPr>
           <w:rFonts w:ascii="Times New Roman" w:eastAsia="Adobe 明體 Std L" w:hAnsi="Times New Roman" w:cs="Times New Roman" w:hint="eastAsia"/>
         </w:rPr>
-        <w:t xml:space="preserve"> </w:t>
-      </w:r>
-      <w:proofErr w:type="spellStart"/>
-      <w:r>
-        <w:rPr>
-          <w:rFonts w:ascii="Times New Roman" w:eastAsia="Adobe 明體 Std L" w:hAnsi="Times New Roman" w:cs="Times New Roman" w:hint="eastAsia"/>
-        </w:rPr>
-        <w:t>SMW</w:t>
-      </w:r>
-      <w:proofErr w:type="spellEnd"/>
-    </w:p>
-    <w:p>
-      <w:pPr>
-        <w:rPr>
-          <w:rFonts w:ascii="Times New Roman" w:eastAsia="Adobe 明體 Std L" w:hAnsi="Times New Roman" w:cs="Times New Roman" w:hint="eastAsia"/>
+        <w:t xml:space="preserve"> SMW</w:t>
+      </w:r>
+    </w:p>
+    <w:p>
+      <w:pPr>
+        <w:rPr>
+          <w:rFonts w:ascii="Times New Roman" w:eastAsia="Adobe 明體 Std L" w:hAnsi="Times New Roman" w:cs="Times New Roman"/>
         </w:rPr>
       </w:pPr>
       <w:r>
@@ -7933,7 +7930,7 @@
     <w:p>
       <w:pPr>
         <w:rPr>
-          <w:rFonts w:ascii="Times New Roman" w:eastAsia="Adobe 明體 Std L" w:hAnsi="Times New Roman" w:cs="Times New Roman" w:hint="eastAsia"/>
+          <w:rFonts w:ascii="Times New Roman" w:eastAsia="Adobe 明體 Std L" w:hAnsi="Times New Roman" w:cs="Times New Roman"/>
         </w:rPr>
       </w:pPr>
       <w:r>
@@ -7952,7 +7949,7 @@
     <w:p>
       <w:pPr>
         <w:rPr>
-          <w:rFonts w:ascii="Times New Roman" w:eastAsia="Adobe 明體 Std L" w:hAnsi="Times New Roman" w:cs="Times New Roman" w:hint="eastAsia"/>
+          <w:rFonts w:ascii="Times New Roman" w:eastAsia="Adobe 明體 Std L" w:hAnsi="Times New Roman" w:cs="Times New Roman"/>
         </w:rPr>
       </w:pPr>
       <w:r>
@@ -7965,7 +7962,7 @@
     <w:p>
       <w:pPr>
         <w:rPr>
-          <w:rFonts w:ascii="Times New Roman" w:eastAsia="Adobe 明體 Std L" w:hAnsi="Times New Roman" w:cs="Times New Roman" w:hint="eastAsia"/>
+          <w:rFonts w:ascii="Times New Roman" w:eastAsia="Adobe 明體 Std L" w:hAnsi="Times New Roman" w:cs="Times New Roman"/>
         </w:rPr>
       </w:pPr>
       <w:r>
@@ -7998,7 +7995,7 @@
     <w:p>
       <w:pPr>
         <w:rPr>
-          <w:rFonts w:ascii="Times New Roman" w:eastAsia="Adobe 明體 Std L" w:hAnsi="Times New Roman" w:cs="Times New Roman" w:hint="eastAsia"/>
+          <w:rFonts w:ascii="Times New Roman" w:eastAsia="Adobe 明體 Std L" w:hAnsi="Times New Roman" w:cs="Times New Roman"/>
         </w:rPr>
       </w:pPr>
       <w:r>
@@ -8011,7 +8008,7 @@
     <w:p>
       <w:pPr>
         <w:rPr>
-          <w:rFonts w:ascii="Times New Roman" w:eastAsia="Adobe 明體 Std L" w:hAnsi="Times New Roman" w:cs="Times New Roman" w:hint="eastAsia"/>
+          <w:rFonts w:ascii="Times New Roman" w:eastAsia="Adobe 明體 Std L" w:hAnsi="Times New Roman" w:cs="Times New Roman"/>
         </w:rPr>
       </w:pPr>
       <w:r>
@@ -8024,7 +8021,7 @@
     <w:p>
       <w:pPr>
         <w:rPr>
-          <w:rFonts w:ascii="Times New Roman" w:eastAsia="Adobe 明體 Std L" w:hAnsi="Times New Roman" w:cs="Times New Roman" w:hint="eastAsia"/>
+          <w:rFonts w:ascii="Times New Roman" w:eastAsia="Adobe 明體 Std L" w:hAnsi="Times New Roman" w:cs="Times New Roman"/>
         </w:rPr>
       </w:pPr>
       <w:r>
@@ -8055,7 +8052,7 @@
     <w:p>
       <w:pPr>
         <w:rPr>
-          <w:rFonts w:ascii="Times New Roman" w:eastAsia="Adobe 明體 Std L" w:hAnsi="Times New Roman" w:cs="Times New Roman" w:hint="eastAsia"/>
+          <w:rFonts w:ascii="Times New Roman" w:eastAsia="Adobe 明體 Std L" w:hAnsi="Times New Roman" w:cs="Times New Roman"/>
         </w:rPr>
       </w:pPr>
       <w:r>
@@ -8082,7 +8079,7 @@
     <w:p>
       <w:pPr>
         <w:rPr>
-          <w:rFonts w:ascii="Times New Roman" w:eastAsia="Adobe 明體 Std L" w:hAnsi="Times New Roman" w:cs="Times New Roman" w:hint="eastAsia"/>
+          <w:rFonts w:ascii="Times New Roman" w:eastAsia="Adobe 明體 Std L" w:hAnsi="Times New Roman" w:cs="Times New Roman"/>
         </w:rPr>
       </w:pPr>
       <w:r>
@@ -8091,19 +8088,17 @@
         </w:rPr>
         <w:t>景觀設計顧問：</w:t>
       </w:r>
-      <w:proofErr w:type="spellStart"/>
       <w:r>
         <w:rPr>
           <w:rFonts w:ascii="Times New Roman" w:eastAsia="Adobe 明體 Std L" w:hAnsi="Times New Roman" w:cs="Times New Roman" w:hint="eastAsia"/>
         </w:rPr>
         <w:t>CNHW</w:t>
       </w:r>
-      <w:proofErr w:type="spellEnd"/>
-    </w:p>
-    <w:p>
-      <w:pPr>
-        <w:rPr>
-          <w:rFonts w:ascii="Times New Roman" w:eastAsia="Adobe 明體 Std L" w:hAnsi="Times New Roman" w:cs="Times New Roman" w:hint="eastAsia"/>
+    </w:p>
+    <w:p>
+      <w:pPr>
+        <w:rPr>
+          <w:rFonts w:ascii="Times New Roman" w:eastAsia="Adobe 明體 Std L" w:hAnsi="Times New Roman" w:cs="Times New Roman"/>
         </w:rPr>
       </w:pPr>
       <w:r>
@@ -8156,7 +8151,7 @@
     <w:p>
       <w:pPr>
         <w:rPr>
-          <w:rFonts w:ascii="Times New Roman" w:eastAsia="Adobe 明體 Std L" w:hAnsi="Times New Roman" w:cs="Times New Roman" w:hint="eastAsia"/>
+          <w:rFonts w:ascii="Times New Roman" w:eastAsia="Adobe 明體 Std L" w:hAnsi="Times New Roman" w:cs="Times New Roman"/>
         </w:rPr>
       </w:pPr>
       <w:r>
@@ -8276,7 +8271,6 @@
         </w:rPr>
         <w:t>、</w:t>
       </w:r>
-      <w:proofErr w:type="spellStart"/>
       <w:r>
         <w:rPr>
           <w:rFonts w:ascii="Times New Roman" w:eastAsia="Adobe 明體 Std L" w:hAnsi="Times New Roman" w:cs="Times New Roman" w:hint="eastAsia"/>
@@ -8290,13 +8284,12 @@
         </w:rPr>
         <w:t>R.CLANCY</w:t>
       </w:r>
-      <w:proofErr w:type="spellEnd"/>
-      <w:proofErr w:type="gramEnd"/>
-    </w:p>
-    <w:p>
-      <w:pPr>
-        <w:rPr>
-          <w:rFonts w:ascii="Times New Roman" w:eastAsia="Adobe 明體 Std L" w:hAnsi="Times New Roman" w:cs="Times New Roman" w:hint="eastAsia"/>
+      <w:proofErr w:type="gramEnd"/>
+    </w:p>
+    <w:p>
+      <w:pPr>
+        <w:rPr>
+          <w:rFonts w:ascii="Times New Roman" w:eastAsia="Adobe 明體 Std L" w:hAnsi="Times New Roman" w:cs="Times New Roman"/>
         </w:rPr>
       </w:pPr>
       <w:r>
@@ -8321,7 +8314,7 @@
     <w:p>
       <w:pPr>
         <w:rPr>
-          <w:rFonts w:ascii="Times New Roman" w:eastAsia="Adobe 明體 Std L" w:hAnsi="Times New Roman" w:cs="Times New Roman" w:hint="eastAsia"/>
+          <w:rFonts w:ascii="Times New Roman" w:eastAsia="Adobe 明體 Std L" w:hAnsi="Times New Roman" w:cs="Times New Roman"/>
         </w:rPr>
       </w:pPr>
       <w:r>
@@ -8346,7 +8339,7 @@
     <w:p>
       <w:pPr>
         <w:rPr>
-          <w:rFonts w:ascii="Times New Roman" w:eastAsia="Adobe 明體 Std L" w:hAnsi="Times New Roman" w:cs="Times New Roman" w:hint="eastAsia"/>
+          <w:rFonts w:ascii="Times New Roman" w:eastAsia="Adobe 明體 Std L" w:hAnsi="Times New Roman" w:cs="Times New Roman"/>
         </w:rPr>
       </w:pPr>
       <w:r>
@@ -8435,7 +8428,7 @@
     <w:p>
       <w:pPr>
         <w:rPr>
-          <w:rFonts w:ascii="Times New Roman" w:eastAsia="Adobe 明體 Std L" w:hAnsi="Times New Roman" w:cs="Times New Roman" w:hint="eastAsia"/>
+          <w:rFonts w:ascii="Times New Roman" w:eastAsia="Adobe 明體 Std L" w:hAnsi="Times New Roman" w:cs="Times New Roman"/>
         </w:rPr>
       </w:pPr>
       <w:r>
@@ -8496,7 +8489,7 @@
     <w:p>
       <w:pPr>
         <w:rPr>
-          <w:rFonts w:ascii="Times New Roman" w:eastAsia="Adobe 明體 Std L" w:hAnsi="Times New Roman" w:cs="Times New Roman" w:hint="eastAsia"/>
+          <w:rFonts w:ascii="Times New Roman" w:eastAsia="Adobe 明體 Std L" w:hAnsi="Times New Roman" w:cs="Times New Roman"/>
         </w:rPr>
       </w:pPr>
       <w:r>
@@ -9382,6 +9375,7 @@
   <w:style w:type="character" w:default="1" w:styleId="a0">
     <w:name w:val="Default Paragraph Font"/>
     <w:uiPriority w:val="1"/>
+    <w:semiHidden/>
     <w:unhideWhenUsed/>
   </w:style>
   <w:style w:type="table" w:default="1" w:styleId="a1">
